--- a/partners/Tally AI - Official JV Doc.docx
+++ b/partners/Tally AI - Official JV Doc.docx
@@ -40,7 +40,7 @@
           <w:color w:val="0F0F0F"/>
           <w:sz w:val="21"/>
         </w:rPr>
-        <w:t>Launch: Tuesday 20 October → Sunday 25 October 2026 (all times US Eastern)</w:t>
+        <w:t>Launch: Friday 23 October → Wednesday 28 October 2026 (all times US Eastern)</w:t>
       </w:r>
     </w:p>
     <w:p>
@@ -54,7 +54,7 @@
           <w:color w:val="606060"/>
           <w:sz w:val="20"/>
         </w:rPr>
-        <w:t>Cart opens 11:00 AM EDT on the 20th and shuts 11:59 PM EDT on the 25th — a six-day window.</w:t>
+        <w:t>Cart opens 11:00 AM EDT on the 23rd and shuts 11:59 PM EDT on the 28th — a six-day window.</w:t>
       </w:r>
     </w:p>
     <w:tbl>
@@ -946,7 +946,7 @@
           <w:color w:val="0F0F0F"/>
           <w:sz w:val="20"/>
         </w:rPr>
-        <w:t>Review access is granted on request — there is no shared public login. Message Goodluck Efe on Teams or Facebook (links on the JV page) with your JVZoo ID and what you are producing — review video, webinar, bonus page — and we will set up a hands-on account. Ask before the 15th if you want it ready for day one.</w:t>
+        <w:t>Review access is granted on request — there is no shared public login. Message Goodluck Efe on Teams or Facebook (links on the JV page) with your JVZoo ID and what you are producing — review video, webinar, bonus page — and we will set up a hands-on account. Ask before the 18th if you want it ready for day one.</w:t>
       </w:r>
     </w:p>
     <w:p>
@@ -1084,7 +1084,7 @@
               <w:rPr>
                 <w:sz w:val="18"/>
               </w:rPr>
-              <w:t>Thu 15 Oct</w:t>
+              <w:t>Sun 18 Oct</w:t>
             </w:r>
           </w:p>
         </w:tc>
@@ -1140,7 +1140,7 @@
               <w:rPr>
                 <w:sz w:val="18"/>
               </w:rPr>
-              <w:t>Tue 20 Oct · 11:00 AM</w:t>
+              <w:t>Fri 23 Oct · 11:00 AM</w:t>
             </w:r>
           </w:p>
         </w:tc>
@@ -1195,7 +1195,7 @@
               <w:rPr>
                 <w:sz w:val="18"/>
               </w:rPr>
-              <w:t>Thu 22 Oct · 11:00 AM</w:t>
+              <w:t>Sun 25 Oct · 11:00 AM</w:t>
             </w:r>
           </w:p>
         </w:tc>
@@ -1251,7 +1251,7 @@
               <w:rPr>
                 <w:sz w:val="18"/>
               </w:rPr>
-              <w:t>Fri 23 Oct · 11:59 PM</w:t>
+              <w:t>Mon 26 Oct · 11:59 PM</w:t>
             </w:r>
           </w:p>
         </w:tc>
@@ -1306,7 +1306,7 @@
               <w:rPr>
                 <w:sz w:val="18"/>
               </w:rPr>
-              <w:t>Sat 24 Oct · 11:59 PM</w:t>
+              <w:t>Tue 27 Oct · 11:59 PM</w:t>
             </w:r>
           </w:p>
         </w:tc>
@@ -1362,7 +1362,7 @@
               <w:rPr>
                 <w:sz w:val="18"/>
               </w:rPr>
-              <w:t>Sun 25 Oct · 11:59 PM</w:t>
+              <w:t>Wed 28 Oct · 11:59 PM</w:t>
             </w:r>
           </w:p>
         </w:tc>
@@ -1380,7 +1380,7 @@
               <w:rPr>
                 <w:sz w:val="18"/>
               </w:rPr>
-              <w:t>The last minute of the 25th — not the 26th</w:t>
+              <w:t>The last minute of the 28th — not the 29th</w:t>
             </w:r>
           </w:p>
         </w:tc>
@@ -1429,7 +1429,7 @@
                 <w:color w:val="0F0F0F"/>
                 <w:sz w:val="18"/>
               </w:rPr>
-              <w:t>The cart shuts at 11:59 PM EDT on Sunday 25 October — the last minute of the 25th. Anything scheduled for “the 26th” fires into a closed cart. Note also that the launch ends on a Sunday: if your list reads on Monday morning, your real last send is Sunday evening, not Monday.</w:t>
+              <w:t>The cart shuts at 11:59 PM EDT on Wednesday 28 October — the last minute of the 28th. Anything scheduled for “the 29th” fires into a closed cart. Note also that this window opens on a Friday and closes midweek: the weekend falls on days 2 and 3, so your heaviest sends are the Friday open and the Wednesday close, not a Sunday night.</w:t>
             </w:r>
           </w:p>
         </w:tc>
@@ -3773,7 +3773,7 @@
               <w:rPr>
                 <w:sz w:val="18"/>
               </w:rPr>
-              <w:t>Tue 20 Oct 11:00 AM → Fri 23 Oct 11:59 PM</w:t>
+              <w:t>Fri 23 Oct 11:00 AM → Mon 26 Oct 11:59 PM</w:t>
             </w:r>
           </w:p>
         </w:tc>
@@ -3863,7 +3863,7 @@
               <w:rPr>
                 <w:sz w:val="18"/>
               </w:rPr>
-              <w:t>Sat 24 Oct 12:00 AM → Sun 25 Oct 11:59 PM</w:t>
+              <w:t>Tue 27 Oct 12:00 AM → Wed 28 Oct 11:59 PM</w:t>
             </w:r>
           </w:p>
         </w:tc>
@@ -3990,7 +3990,7 @@
           <w:color w:val="606060"/>
           <w:sz w:val="19"/>
         </w:rPr>
-        <w:t>Contest cash is paid on top of your commission, never out of it. A send landing late on the 23rd still counts for the opening board; one after midnight counts for the closing board. If you are near a threshold, that boundary decides it.</w:t>
+        <w:t>Contest cash is paid on top of your commission, never out of it. A send landing late on the 26th still counts for the opening board; one after midnight counts for the closing board. If you are near a threshold, that boundary decides it.</w:t>
       </w:r>
     </w:p>
     <w:p>
@@ -4658,7 +4658,7 @@
                 <w:b/>
                 <w:sz w:val="18"/>
               </w:rPr>
-              <w:t>15–16 Oct</w:t>
+              <w:t>18–19 Oct</w:t>
             </w:r>
           </w:p>
         </w:tc>
@@ -4713,7 +4713,7 @@
                 <w:b/>
                 <w:sz w:val="18"/>
               </w:rPr>
-              <w:t>17–18 Oct</w:t>
+              <w:t>20–21 Oct</w:t>
             </w:r>
           </w:p>
         </w:tc>
@@ -4769,7 +4769,7 @@
                 <w:b/>
                 <w:sz w:val="18"/>
               </w:rPr>
-              <w:t>19 Oct</w:t>
+              <w:t>22 Oct</w:t>
             </w:r>
           </w:p>
         </w:tc>
@@ -4824,7 +4824,7 @@
                 <w:b/>
                 <w:sz w:val="18"/>
               </w:rPr>
-              <w:t>20 Oct, within 2 hrs of 11 AM</w:t>
+              <w:t>23 Oct, within 2 hrs of 11 AM</w:t>
             </w:r>
           </w:p>
         </w:tc>
@@ -4880,7 +4880,7 @@
                 <w:b/>
                 <w:sz w:val="18"/>
               </w:rPr>
-              <w:t>20 Oct evening</w:t>
+              <w:t>23 Oct evening</w:t>
             </w:r>
           </w:p>
         </w:tc>
@@ -4935,7 +4935,7 @@
                 <w:b/>
                 <w:sz w:val="18"/>
               </w:rPr>
-              <w:t>21 Oct</w:t>
+              <w:t>24 Oct</w:t>
             </w:r>
           </w:p>
         </w:tc>
@@ -4991,7 +4991,7 @@
                 <w:b/>
                 <w:sz w:val="18"/>
               </w:rPr>
-              <w:t>22 Oct</w:t>
+              <w:t>25 Oct</w:t>
             </w:r>
           </w:p>
         </w:tc>
@@ -5046,7 +5046,7 @@
                 <w:b/>
                 <w:sz w:val="18"/>
               </w:rPr>
-              <w:t>22 Oct evening</w:t>
+              <w:t>25 Oct evening</w:t>
             </w:r>
           </w:p>
         </w:tc>
@@ -5102,7 +5102,7 @@
                 <w:b/>
                 <w:sz w:val="18"/>
               </w:rPr>
-              <w:t>23 Oct</w:t>
+              <w:t>26 Oct</w:t>
             </w:r>
           </w:p>
         </w:tc>
@@ -5157,7 +5157,7 @@
                 <w:b/>
                 <w:sz w:val="18"/>
               </w:rPr>
-              <w:t>23 Oct, before 11:59 PM</w:t>
+              <w:t>26 Oct, before 11:59 PM</w:t>
             </w:r>
           </w:p>
         </w:tc>
@@ -5213,7 +5213,7 @@
                 <w:b/>
                 <w:sz w:val="18"/>
               </w:rPr>
-              <w:t>24 Oct</w:t>
+              <w:t>27 Oct</w:t>
             </w:r>
           </w:p>
         </w:tc>
@@ -5268,7 +5268,7 @@
                 <w:b/>
                 <w:sz w:val="18"/>
               </w:rPr>
-              <w:t>25 Oct morning</w:t>
+              <w:t>28 Oct morning</w:t>
             </w:r>
           </w:p>
         </w:tc>
@@ -5324,7 +5324,7 @@
                 <w:b/>
                 <w:sz w:val="18"/>
               </w:rPr>
-              <w:t>25 Oct, 3–4 hrs out</w:t>
+              <w:t>28 Oct, 3–4 hrs out</w:t>
             </w:r>
           </w:p>
         </w:tc>
@@ -5850,7 +5850,7 @@
           <w:color w:val="0F0F0F"/>
           <w:sz w:val="20"/>
         </w:rPr>
-        <w:t>The $37 front end and the $497/year Bundle · every OTO and downsell price · the flat 50% across all of them · the $5,000 prize pool and both boards' thresholds · the six-day window, 20–25 October · the four video models and the 720p–4K range · the per-tier credit allowances (300 / 3,000 / 10,000) · the monthly credit reset · the top-up pack prices · publishing to a real YouTube channel · thumbnail A/B testing · the continuity engine · agency client workspaces.</w:t>
+        <w:t>The $37 front end and the $497/year Bundle · every OTO and downsell price · the flat 50% across all of them · the $5,000 prize pool and both boards' thresholds · the six-day window, 23–28 October · the four video models and the 720p–4K range · the per-tier credit allowances (300 / 3,000 / 10,000) · the monthly credit reset · the top-up pack prices · publishing to a real YouTube channel · thumbnail A/B testing · the continuity engine · agency client workspaces.</w:t>
       </w:r>
     </w:p>
     <w:p>
@@ -6539,7 +6539,7 @@
           <w:color w:val="606060"/>
           <w:sz w:val="15"/>
         </w:rPr>
-        <w:t>© 2026 Tally AI · Geecore Limited · Official JV Doc · 20–25 October 2026</w:t>
+        <w:t>© 2026 Tally AI · Geecore Limited · Official JV Doc · 23–28 October 2026</w:t>
       </w:r>
     </w:p>
     <w:sectPr>
